--- a/content/w11.docx
+++ b/content/w11.docx
@@ -7,7 +7,7 @@
         <w:pStyle w:val="Title"/>
       </w:pPr>
       <w:r>
-        <w:t xml:space="preserve">1.1: Introduction</w:t>
+        <w:t xml:space="preserve">1.1: Course Overview</w:t>
       </w:r>
     </w:p>
     <w:p>

--- a/content/w11.docx
+++ b/content/w11.docx
@@ -34,7 +34,7 @@
         <w:t xml:space="preserve">S2026</w:t>
       </w:r>
     </w:p>
-    <w:bookmarkStart w:id="20" w:name="think"/>
+    <w:bookmarkStart w:id="9" w:name="think"/>
     <w:p>
       <w:pPr>
         <w:pStyle w:val="Heading4"/>
@@ -67,8 +67,8 @@
         <w:t xml:space="preserve">mean to you? What are you expecting to learn from this class?</w:t>
       </w:r>
     </w:p>
-    <w:bookmarkEnd w:id="20"/>
-    <w:bookmarkStart w:id="25" w:name="read"/>
+    <w:bookmarkEnd w:id="9"/>
+    <w:bookmarkStart w:id="14" w:name="read"/>
     <w:p>
       <w:pPr>
         <w:pStyle w:val="Heading4"/>
@@ -85,7 +85,7 @@
           <w:numId w:val="1002"/>
         </w:numPr>
       </w:pPr>
-      <w:hyperlink r:id="rId21">
+      <w:hyperlink r:id="rId10">
         <w:r>
           <w:rPr>
             <w:rStyle w:val="Hyperlink"/>
@@ -135,18 +135,18 @@
                 <wp:inline>
                   <wp:extent cx="152400" cy="152400"/>
                   <wp:effectExtent b="0" l="0" r="0" t="0"/>
-                  <wp:docPr descr="" title="" id="23" name="Picture"/>
+                  <wp:docPr descr="" title="" id="12" name="Picture"/>
                   <a:graphic>
                     <a:graphicData uri="http://schemas.openxmlformats.org/drawingml/2006/picture">
                       <pic:pic>
                         <pic:nvPicPr>
-                          <pic:cNvPr descr="/opt/quarto/share/formats/docx/tip.png" id="24" name="Picture"/>
+                          <pic:cNvPr descr="/opt/quarto/share/formats/docx/tip.png" id="13" name="Picture"/>
                           <pic:cNvPicPr>
                             <a:picLocks noChangeArrowheads="1" noChangeAspect="1"/>
                           </pic:cNvPicPr>
                         </pic:nvPicPr>
                         <pic:blipFill>
-                          <a:blip r:embed="rId22"/>
+                          <a:blip r:embed="rId11"/>
                           <a:stretch>
                             <a:fillRect/>
                           </a:stretch>
@@ -271,7 +271,7 @@
         </w:tc>
       </w:tr>
     </w:tbl>
-    <w:bookmarkEnd w:id="25"/>
+    <w:bookmarkEnd w:id="14"/>
     <w:sectPr>
       <w:footnotePr>
         <w:numRestart w:val="eachSect"/>
@@ -505,10 +505,10 @@
   <w:docDefaults>
     <w:rPrDefault>
       <w:rPr>
-        <w:rFonts w:asciiTheme="minorHAnsi" w:cstheme="minorBidi" w:eastAsiaTheme="minorHAnsi" w:hAnsiTheme="minorHAnsi"/>
+        <w:rFonts w:asciiTheme="minorHAnsi" w:cstheme="minorBidi" w:eastAsiaTheme="minorEastAsia" w:hAnsiTheme="minorHAnsi"/>
         <w:sz w:val="24"/>
         <w:szCs w:val="24"/>
-        <w:lang w:bidi="ar-SA" w:eastAsia="en-US" w:val="en-US"/>
+        <w:lang w:bidi="ar-SA" w:eastAsia="zh-CN" w:val="en-US"/>
       </w:rPr>
     </w:rPrDefault>
     <w:pPrDefault>
@@ -1049,13 +1049,6 @@
       </w:tblCellMar>
     </w:tblPr>
     <w:tblStylePr w:type="firstRow">
-      <w:tblPr>
-        <w:jc w:val="left"/>
-        <w:tblInd w:type="dxa" w:w="0"/>
-      </w:tblPr>
-      <w:trPr>
-        <w:jc w:val="left"/>
-      </w:trPr>
       <w:tcPr>
         <w:tcBorders>
           <w:bottom w:val="single"/>
